--- a/reports/acdr2026_staff_deployment/所内打合せ_資料一覧と決めること_1009.docx
+++ b/reports/acdr2026_staff_deployment/所内打合せ_資料一覧と決めること_1009.docx
@@ -538,7 +538,7 @@
         <w:ind w:left="340" w:hanging="340"/>
       </w:pPr>
       <w:r>
-        <w:t>3. 公邸レセプションの閉会時刻: 公邸資料 20:30、Sylvia さんの基本進行 20:45。どちらにするか。</w:t>
+        <w:t>3. 公邸レセプションの閉会時刻 → 解決済み（児玉さん 10/9 送付の公邸資料 1007 版: 20:30 仙台市中締め、20:45 終了アナウンス、21:00 撤収）。写真担当（資料では塩見さん・森川部長、集合写真は荒木田）を確認。</w:t>
       </w:r>
     </w:p>
     <w:p>
